--- a/DOCUMENTO_LANDING_GRENCO.docx
+++ b/DOCUMENTO_LANDING_GRENCO.docx
@@ -103,7 +103,7 @@
                 <w:sz w:val="22"/>
                 <w:szCs w:val="22"/>
               </w:rPr>
-              <w:t xml:space="preserve">Versión: 2.0 (Producción)</w:t>
+              <w:t xml:space="preserve">Versión: 2.1 (Actualización y Nuevas Modificaciones - Septiembre 2026)</w:t>
             </w:r>
           </w:p>
           <w:p>
@@ -131,7 +131,7 @@
                 <w:sz w:val="22"/>
                 <w:szCs w:val="22"/>
               </w:rPr>
-              <w:t xml:space="preserve">Modalidad de Registro: Informe técnico con capturas directas de pantalla de la interfaz en producción</w:t>
+              <w:t xml:space="preserve">Modalidad de Registro: Informe técnico formal con capturas directas de pantalla de la interfaz en producción</w:t>
             </w:r>
           </w:p>
         </w:tc>
@@ -1193,7 +1193,7 @@
       <w:r>
         <w:drawing>
           <wp:inline distT="0" distB="0" distL="0" distR="0">
-            <wp:extent cx="4667250" cy="4000500"/>
+            <wp:extent cx="4667250" cy="2962275"/>
             <wp:effectExtent t="0" r="0" b="0" l="0"/>
             <wp:docPr id="1" name="" descr="" title=""/>
             <wp:cNvGraphicFramePr>
@@ -1218,7 +1218,7 @@
                   <pic:spPr bwMode="auto">
                     <a:xfrm>
                       <a:off x="0" y="0"/>
-                      <a:ext cx="4667250" cy="4000500"/>
+                      <a:ext cx="4667250" cy="2962275"/>
                     </a:xfrm>
                     <a:prstGeom prst="rect">
                       <a:avLst/>
@@ -1379,7 +1379,7 @@
       <w:r>
         <w:drawing>
           <wp:inline distT="0" distB="0" distL="0" distR="0">
-            <wp:extent cx="4667250" cy="3295650"/>
+            <wp:extent cx="4667250" cy="3390900"/>
             <wp:effectExtent t="0" r="0" b="0" l="0"/>
             <wp:docPr id="1" name="" descr="" title=""/>
             <wp:cNvGraphicFramePr>
@@ -1404,7 +1404,7 @@
                   <pic:spPr bwMode="auto">
                     <a:xfrm>
                       <a:off x="0" y="0"/>
-                      <a:ext cx="4667250" cy="3295650"/>
+                      <a:ext cx="4667250" cy="3390900"/>
                     </a:xfrm>
                     <a:prstGeom prst="rect">
                       <a:avLst/>
@@ -1974,7 +1974,7 @@
           <w:sz w:val="28"/>
           <w:szCs w:val="28"/>
         </w:rPr>
-        <w:t xml:space="preserve">5. TABLA RESUMEN DE RECURSOS Y CAPTURAS DEL INFORME</w:t>
+        <w:t xml:space="preserve">5. ANEXO DE ACTUALIZACIONES RECIENTES Y NUEVAS MODIFICACIONES (VERSIÓN 2.1)</w:t>
       </w:r>
     </w:p>
     <w:p>
@@ -1988,7 +1988,724 @@
           <w:sz w:val="22"/>
           <w:szCs w:val="22"/>
         </w:rPr>
-        <w:t xml:space="preserve">Inventario técnico de los componentes y evidencias visuales incorporadas:</w:t>
+        <w:t xml:space="preserve">El presente anexo documenta de manera exhaustiva las últimas mejoras funcionales, visuales, de seguridad operativa industrial y de arquitectura de software implementadas en la plataforma web de GRENCO, incluyendo la integración en la nube, auditoría de seguridad y protección de código para entrega al cliente.</w:t>
+      </w:r>
+    </w:p>
+    <w:p>
+      <w:pPr>
+        <w:pStyle w:val="Heading2"/>
+        <w:spacing w:after="100" w:before="200"/>
+      </w:pPr>
+      <w:r>
+        <w:rPr>
+          <w:rFonts w:ascii="Arial" w:cs="Arial" w:eastAsia="Arial" w:hAnsi="Arial"/>
+          <w:b/>
+          <w:bCs/>
+          <w:color w:val="000000"/>
+          <w:sz w:val="24"/>
+          <w:szCs w:val="24"/>
+        </w:rPr>
+        <w:t xml:space="preserve">5.1 Conexión Directa del Formulario a Google Sheets (Excel en Línea)</w:t>
+      </w:r>
+    </w:p>
+    <w:p>
+      <w:pPr>
+        <w:spacing w:after="120"/>
+      </w:pPr>
+      <w:r>
+        <w:rPr>
+          <w:rFonts w:ascii="Arial" w:cs="Arial" w:eastAsia="Arial" w:hAnsi="Arial"/>
+          <w:color w:val="000000"/>
+          <w:sz w:val="22"/>
+          <w:szCs w:val="22"/>
+        </w:rPr>
+        <w:t xml:space="preserve">Se ha implementado una arquitectura de captura de leads y cotizaciones en tiempo real directamente conectada a una hoja de cálculo institucional de Google Sheets (Excel en línea). Esta solución opera mediante un endpoint dedicado en Google Apps Script, eliminando la necesidad de plataformas intermediarias de pago (Formspree, Basin) y garantizando que los datos ingresados se almacenen inmediatamente en filas seguras en la nube.</w:t>
+      </w:r>
+    </w:p>
+    <w:p>
+      <w:pPr>
+        <w:spacing w:after="120"/>
+      </w:pPr>
+      <w:r>
+        <w:rPr>
+          <w:rFonts w:ascii="Arial" w:cs="Arial" w:eastAsia="Arial" w:hAnsi="Arial"/>
+          <w:color w:val="000000"/>
+          <w:sz w:val="22"/>
+          <w:szCs w:val="22"/>
+        </w:rPr>
+        <w:t xml:space="preserve">Cada registro captura: Marca temporal (Fecha y Hora), Nombre y Apellido del cliente, Correo Electrónico, Teléfono de contacto, Servicio de interés, Sede seleccionada (Piura o Trujillo) y Ubicación/Alcance del proyecto. La interfaz ofrece retroalimentación instantánea al usuario con el compromiso formal: "Solicitud registrada. Te respondemos hoy mismo."</w:t>
+      </w:r>
+    </w:p>
+    <w:p>
+      <w:pPr>
+        <w:spacing w:after="60" w:before="140"/>
+        <w:jc w:val="center"/>
+      </w:pPr>
+      <w:r>
+        <w:drawing>
+          <wp:inline distT="0" distB="0" distL="0" distR="0">
+            <wp:extent cx="4667250" cy="3286125"/>
+            <wp:effectExtent t="0" r="0" b="0" l="0"/>
+            <wp:docPr id="1" name="" descr="" title=""/>
+            <wp:cNvGraphicFramePr>
+              <a:graphicFrameLocks xmlns:a="http://schemas.openxmlformats.org/drawingml/2006/main" noChangeAspect="1"/>
+            </wp:cNvGraphicFramePr>
+            <a:graphic xmlns:a="http://schemas.openxmlformats.org/drawingml/2006/main">
+              <a:graphicData uri="http://schemas.openxmlformats.org/drawingml/2006/picture">
+                <pic:pic xmlns:pic="http://schemas.openxmlformats.org/drawingml/2006/picture">
+                  <pic:nvPicPr>
+                    <pic:cNvPr id="0" name="" descr=""/>
+                    <pic:cNvPicPr>
+                      <a:picLocks noChangeAspect="1" noChangeArrowheads="1"/>
+                    </pic:cNvPicPr>
+                  </pic:nvPicPr>
+                  <pic:blipFill>
+                    <a:blip r:embed="rId18" cstate="none"/>
+                    <a:srcRect/>
+                    <a:stretch>
+                      <a:fillRect/>
+                    </a:stretch>
+                  </pic:blipFill>
+                  <pic:spPr bwMode="auto">
+                    <a:xfrm>
+                      <a:off x="0" y="0"/>
+                      <a:ext cx="4667250" cy="3286125"/>
+                    </a:xfrm>
+                    <a:prstGeom prst="rect">
+                      <a:avLst/>
+                    </a:prstGeom>
+                  </pic:spPr>
+                </pic:pic>
+              </a:graphicData>
+            </a:graphic>
+          </wp:inline>
+        </w:drawing>
+      </w:r>
+    </w:p>
+    <w:p>
+      <w:pPr>
+        <w:spacing w:after="200"/>
+        <w:jc w:val="center"/>
+      </w:pPr>
+      <w:r>
+        <w:rPr>
+          <w:b/>
+          <w:bCs/>
+          <w:color w:val="000000"/>
+          <w:sz w:val="19"/>
+          <w:szCs w:val="19"/>
+        </w:rPr>
+        <w:t xml:space="preserve">Figura: Módulo de Contacto Actualizado con Conexión a Google Sheets y Compromiso de Respuesta Inmediata</w:t>
+      </w:r>
+    </w:p>
+    <w:p>
+      <w:pPr>
+        <w:pStyle w:val="Heading2"/>
+        <w:spacing w:after="100" w:before="200"/>
+      </w:pPr>
+      <w:r>
+        <w:rPr>
+          <w:rFonts w:ascii="Arial" w:cs="Arial" w:eastAsia="Arial" w:hAnsi="Arial"/>
+          <w:b/>
+          <w:bCs/>
+          <w:color w:val="000000"/>
+          <w:sz w:val="24"/>
+          <w:szCs w:val="24"/>
+        </w:rPr>
+        <w:t xml:space="preserve">5.2 Reestructuración de Servicios y Adaptabilidad Responsive</w:t>
+      </w:r>
+    </w:p>
+    <w:p>
+      <w:pPr>
+        <w:spacing w:after="120"/>
+      </w:pPr>
+      <w:r>
+        <w:rPr>
+          <w:rFonts w:ascii="Arial" w:cs="Arial" w:eastAsia="Arial" w:hAnsi="Arial"/>
+          <w:color w:val="000000"/>
+          <w:sz w:val="22"/>
+          <w:szCs w:val="22"/>
+        </w:rPr>
+        <w:t xml:space="preserve">Atendiendo a las directivas comerciales y estratégicas de la constructora, se procedió a retirar la tarjeta de "Grenco Soldadura" de la cuadrícula de servicios y opciones desplegables. Para mantener un equilibrio visual perfecto y evitar espacios vacíos asimétricos, se rediseñó la rejilla de servicios en un formato dinámico de 3 columnas simétricas en pantallas de escritorio (repeat(3, 1fr)).</w:t>
+      </w:r>
+    </w:p>
+    <w:p>
+      <w:pPr>
+        <w:spacing w:after="120"/>
+      </w:pPr>
+      <w:r>
+        <w:rPr>
+          <w:rFonts w:ascii="Arial" w:cs="Arial" w:eastAsia="Arial" w:hAnsi="Arial"/>
+          <w:color w:val="000000"/>
+          <w:sz w:val="22"/>
+          <w:szCs w:val="22"/>
+        </w:rPr>
+        <w:t xml:space="preserve">En dispositivos móviles y tablets, el layout se adapta automáticamente: en resoluciones intermedias centra cualquier tarjeta impar para conservar la armonía estética neumórfica, y en teléfonos inteligentes pasa a una columna vertical fluida de lectura táctil.</w:t>
+      </w:r>
+    </w:p>
+    <w:p>
+      <w:pPr>
+        <w:spacing w:after="60" w:before="140"/>
+        <w:jc w:val="center"/>
+      </w:pPr>
+      <w:r>
+        <w:drawing>
+          <wp:inline distT="0" distB="0" distL="0" distR="0">
+            <wp:extent cx="4667250" cy="2962275"/>
+            <wp:effectExtent t="0" r="0" b="0" l="0"/>
+            <wp:docPr id="1" name="" descr="" title=""/>
+            <wp:cNvGraphicFramePr>
+              <a:graphicFrameLocks xmlns:a="http://schemas.openxmlformats.org/drawingml/2006/main" noChangeAspect="1"/>
+            </wp:cNvGraphicFramePr>
+            <a:graphic xmlns:a="http://schemas.openxmlformats.org/drawingml/2006/main">
+              <a:graphicData uri="http://schemas.openxmlformats.org/drawingml/2006/picture">
+                <pic:pic xmlns:pic="http://schemas.openxmlformats.org/drawingml/2006/picture">
+                  <pic:nvPicPr>
+                    <pic:cNvPr id="0" name="" descr=""/>
+                    <pic:cNvPicPr>
+                      <a:picLocks noChangeAspect="1" noChangeArrowheads="1"/>
+                    </pic:cNvPicPr>
+                  </pic:nvPicPr>
+                  <pic:blipFill>
+                    <a:blip r:embed="rId13" cstate="none"/>
+                    <a:srcRect/>
+                    <a:stretch>
+                      <a:fillRect/>
+                    </a:stretch>
+                  </pic:blipFill>
+                  <pic:spPr bwMode="auto">
+                    <a:xfrm>
+                      <a:off x="0" y="0"/>
+                      <a:ext cx="4667250" cy="2962275"/>
+                    </a:xfrm>
+                    <a:prstGeom prst="rect">
+                      <a:avLst/>
+                    </a:prstGeom>
+                  </pic:spPr>
+                </pic:pic>
+              </a:graphicData>
+            </a:graphic>
+          </wp:inline>
+        </w:drawing>
+      </w:r>
+    </w:p>
+    <w:p>
+      <w:pPr>
+        <w:spacing w:after="200"/>
+        <w:jc w:val="center"/>
+      </w:pPr>
+      <w:r>
+        <w:rPr>
+          <w:b/>
+          <w:bCs/>
+          <w:color w:val="000000"/>
+          <w:sz w:val="19"/>
+          <w:szCs w:val="19"/>
+        </w:rPr>
+        <w:t xml:space="preserve">Figura: Cuadrícula de Servicios Reestructurada en 3 Columnas Simétricas 100% Responsives</w:t>
+      </w:r>
+    </w:p>
+    <w:p>
+      <w:pPr>
+        <w:pStyle w:val="Heading2"/>
+        <w:spacing w:after="100" w:before="200"/>
+      </w:pPr>
+      <w:r>
+        <w:rPr>
+          <w:rFonts w:ascii="Arial" w:cs="Arial" w:eastAsia="Arial" w:hAnsi="Arial"/>
+          <w:b/>
+          <w:bCs/>
+          <w:color w:val="000000"/>
+          <w:sz w:val="24"/>
+          <w:szCs w:val="24"/>
+        </w:rPr>
+        <w:t xml:space="preserve">5.3 Nueva Galería Multimedia con 17 Fotos Reales y Auditoría de Seguridad EPP</w:t>
+      </w:r>
+    </w:p>
+    <w:p>
+      <w:pPr>
+        <w:spacing w:after="120"/>
+      </w:pPr>
+      <w:r>
+        <w:rPr>
+          <w:rFonts w:ascii="Arial" w:cs="Arial" w:eastAsia="Arial" w:hAnsi="Arial"/>
+          <w:color w:val="000000"/>
+          <w:sz w:val="22"/>
+          <w:szCs w:val="22"/>
+        </w:rPr>
+        <w:t xml:space="preserve">Se integraron 17 nuevas fotografías auténticas en alta definición, capturadas directamente en los frentes de obra, canteras y proyectos de ingeniería de GRENCO. Cada imagen fue sometida a un riguroso proceso de compresión a formato WebP moderno, logrando una reducción promedio de peso del 87.5% (de más de 45 MB a solo 5.1 MB totales), lo que asegura una velocidad de carga ultrarrápida sin pérdida de nitidez.</w:t>
+      </w:r>
+    </w:p>
+    <w:p>
+      <w:pPr>
+        <w:spacing w:after="120"/>
+      </w:pPr>
+      <w:r>
+        <w:rPr>
+          <w:rFonts w:ascii="Arial" w:cs="Arial" w:eastAsia="Arial" w:hAnsi="Arial"/>
+          <w:color w:val="000000"/>
+          <w:sz w:val="22"/>
+          <w:szCs w:val="22"/>
+        </w:rPr>
+        <w:t xml:space="preserve">Asimismo, se realizó una auditoría de seguridad industrial (SSOMA) sobre todas las tomas con presencia de personal, confirmando el cumplimiento estricto de Equipos de Protección Personal (EPP):</w:t>
+      </w:r>
+    </w:p>
+    <w:p>
+      <w:pPr>
+        <w:pStyle w:val="ListParagraph"/>
+        <w:numPr>
+          <w:ilvl w:val="0"/>
+          <w:numId w:val="1"/>
+        </w:numPr>
+        <w:spacing w:after="100"/>
+      </w:pPr>
+      <w:r>
+        <w:rPr>
+          <w:rFonts w:ascii="Arial" w:cs="Arial" w:eastAsia="Arial" w:hAnsi="Arial"/>
+          <w:b/>
+          <w:bCs/>
+          <w:color w:val="000000"/>
+          <w:sz w:val="22"/>
+          <w:szCs w:val="22"/>
+        </w:rPr>
+        <w:t xml:space="preserve">Cascos de seguridad MSA</w:t>
+      </w:r>
+      <w:r>
+        <w:rPr>
+          <w:rFonts w:ascii="Arial" w:cs="Arial" w:eastAsia="Arial" w:hAnsi="Arial"/>
+          <w:color w:val="000000"/>
+          <w:sz w:val="22"/>
+          <w:szCs w:val="22"/>
+        </w:rPr>
+        <w:t xml:space="preserve"> reglamentarios con código de colores según jerarquía técnica (blanco para supervisión e ingeniería, azul y naranja para operarios).</w:t>
+      </w:r>
+    </w:p>
+    <w:p>
+      <w:pPr>
+        <w:pStyle w:val="ListParagraph"/>
+        <w:numPr>
+          <w:ilvl w:val="0"/>
+          <w:numId w:val="1"/>
+        </w:numPr>
+        <w:spacing w:after="100"/>
+      </w:pPr>
+      <w:r>
+        <w:rPr>
+          <w:rFonts w:ascii="Arial" w:cs="Arial" w:eastAsia="Arial" w:hAnsi="Arial"/>
+          <w:b/>
+          <w:bCs/>
+          <w:color w:val="000000"/>
+          <w:sz w:val="22"/>
+          <w:szCs w:val="22"/>
+        </w:rPr>
+        <w:t xml:space="preserve">Chalecos técnicos</w:t>
+      </w:r>
+      <w:r>
+        <w:rPr>
+          <w:rFonts w:ascii="Arial" w:cs="Arial" w:eastAsia="Arial" w:hAnsi="Arial"/>
+          <w:color w:val="000000"/>
+          <w:sz w:val="22"/>
+          <w:szCs w:val="22"/>
+        </w:rPr>
+        <w:t xml:space="preserve"> y uniformes institucionales con cintas de alta visibilidad reflectiva homologadas.</w:t>
+      </w:r>
+    </w:p>
+    <w:p>
+      <w:pPr>
+        <w:pStyle w:val="ListParagraph"/>
+        <w:numPr>
+          <w:ilvl w:val="0"/>
+          <w:numId w:val="1"/>
+        </w:numPr>
+        <w:spacing w:after="100"/>
+      </w:pPr>
+      <w:r>
+        <w:rPr>
+          <w:rFonts w:ascii="Arial" w:cs="Arial" w:eastAsia="Arial" w:hAnsi="Arial"/>
+          <w:b/>
+          <w:bCs/>
+          <w:color w:val="000000"/>
+          <w:sz w:val="22"/>
+          <w:szCs w:val="22"/>
+        </w:rPr>
+        <w:t xml:space="preserve">Protección auditiva</w:t>
+      </w:r>
+      <w:r>
+        <w:rPr>
+          <w:rFonts w:ascii="Arial" w:cs="Arial" w:eastAsia="Arial" w:hAnsi="Arial"/>
+          <w:color w:val="000000"/>
+          <w:sz w:val="22"/>
+          <w:szCs w:val="22"/>
+        </w:rPr>
+        <w:t xml:space="preserve"> integrada y cubre-nucas legionarios contra radiación solar intensa en el norte peruano.</w:t>
+      </w:r>
+    </w:p>
+    <w:p>
+      <w:pPr>
+        <w:pStyle w:val="ListParagraph"/>
+        <w:numPr>
+          <w:ilvl w:val="0"/>
+          <w:numId w:val="1"/>
+        </w:numPr>
+        <w:spacing w:after="100"/>
+      </w:pPr>
+      <w:r>
+        <w:rPr>
+          <w:rFonts w:ascii="Arial" w:cs="Arial" w:eastAsia="Arial" w:hAnsi="Arial"/>
+          <w:b/>
+          <w:bCs/>
+          <w:color w:val="000000"/>
+          <w:sz w:val="22"/>
+          <w:szCs w:val="22"/>
+        </w:rPr>
+        <w:t xml:space="preserve">Calzado de seguridad</w:t>
+      </w:r>
+      <w:r>
+        <w:rPr>
+          <w:rFonts w:ascii="Arial" w:cs="Arial" w:eastAsia="Arial" w:hAnsi="Arial"/>
+          <w:color w:val="000000"/>
+          <w:sz w:val="22"/>
+          <w:szCs w:val="22"/>
+        </w:rPr>
+        <w:t xml:space="preserve"> de faena (botines punta de acero para terreno agreste y botas de jebe para vaciado de concreto húmedo).</w:t>
+      </w:r>
+    </w:p>
+    <w:p>
+      <w:pPr>
+        <w:spacing w:after="60" w:before="140"/>
+        <w:jc w:val="center"/>
+      </w:pPr>
+      <w:r>
+        <w:drawing>
+          <wp:inline distT="0" distB="0" distL="0" distR="0">
+            <wp:extent cx="4667250" cy="4000500"/>
+            <wp:effectExtent t="0" r="0" b="0" l="0"/>
+            <wp:docPr id="1" name="" descr="" title=""/>
+            <wp:cNvGraphicFramePr>
+              <a:graphicFrameLocks xmlns:a="http://schemas.openxmlformats.org/drawingml/2006/main" noChangeAspect="1"/>
+            </wp:cNvGraphicFramePr>
+            <a:graphic xmlns:a="http://schemas.openxmlformats.org/drawingml/2006/main">
+              <a:graphicData uri="http://schemas.openxmlformats.org/drawingml/2006/picture">
+                <pic:pic xmlns:pic="http://schemas.openxmlformats.org/drawingml/2006/picture">
+                  <pic:nvPicPr>
+                    <pic:cNvPr id="0" name="" descr=""/>
+                    <pic:cNvPicPr>
+                      <a:picLocks noChangeAspect="1" noChangeArrowheads="1"/>
+                    </pic:cNvPicPr>
+                  </pic:nvPicPr>
+                  <pic:blipFill>
+                    <a:blip r:embed="rId17" cstate="none"/>
+                    <a:srcRect/>
+                    <a:stretch>
+                      <a:fillRect/>
+                    </a:stretch>
+                  </pic:blipFill>
+                  <pic:spPr bwMode="auto">
+                    <a:xfrm>
+                      <a:off x="0" y="0"/>
+                      <a:ext cx="4667250" cy="4000500"/>
+                    </a:xfrm>
+                    <a:prstGeom prst="rect">
+                      <a:avLst/>
+                    </a:prstGeom>
+                  </pic:spPr>
+                </pic:pic>
+              </a:graphicData>
+            </a:graphic>
+          </wp:inline>
+        </w:drawing>
+      </w:r>
+    </w:p>
+    <w:p>
+      <w:pPr>
+        <w:spacing w:after="200"/>
+        <w:jc w:val="center"/>
+      </w:pPr>
+      <w:r>
+        <w:rPr>
+          <w:b/>
+          <w:bCs/>
+          <w:color w:val="000000"/>
+          <w:sz w:val="19"/>
+          <w:szCs w:val="19"/>
+        </w:rPr>
+        <w:t xml:space="preserve">Figura: Nueva Galería Multimedia con Selección de Imágenes Reales de Alto Impacto</w:t>
+      </w:r>
+    </w:p>
+    <w:p>
+      <w:pPr>
+        <w:spacing w:after="120"/>
+      </w:pPr>
+      <w:r>
+        <w:rPr>
+          <w:rFonts w:ascii="Arial" w:cs="Arial" w:eastAsia="Arial" w:hAnsi="Arial"/>
+          <w:color w:val="000000"/>
+          <w:sz w:val="22"/>
+          <w:szCs w:val="22"/>
+        </w:rPr>
+        <w:t xml:space="preserve">A continuación se exhiben las evidencias de los nuevos filtros técnicos especializados de la galería:</w:t>
+      </w:r>
+    </w:p>
+    <w:p>
+      <w:pPr>
+        <w:spacing w:after="60" w:before="140"/>
+        <w:jc w:val="center"/>
+      </w:pPr>
+      <w:r>
+        <w:drawing>
+          <wp:inline distT="0" distB="0" distL="0" distR="0">
+            <wp:extent cx="4667250" cy="4000500"/>
+            <wp:effectExtent t="0" r="0" b="0" l="0"/>
+            <wp:docPr id="1" name="" descr="" title=""/>
+            <wp:cNvGraphicFramePr>
+              <a:graphicFrameLocks xmlns:a="http://schemas.openxmlformats.org/drawingml/2006/main" noChangeAspect="1"/>
+            </wp:cNvGraphicFramePr>
+            <a:graphic xmlns:a="http://schemas.openxmlformats.org/drawingml/2006/main">
+              <a:graphicData uri="http://schemas.openxmlformats.org/drawingml/2006/picture">
+                <pic:pic xmlns:pic="http://schemas.openxmlformats.org/drawingml/2006/picture">
+                  <pic:nvPicPr>
+                    <pic:cNvPr id="0" name="" descr=""/>
+                    <pic:cNvPicPr>
+                      <a:picLocks noChangeAspect="1" noChangeArrowheads="1"/>
+                    </pic:cNvPicPr>
+                  </pic:nvPicPr>
+                  <pic:blipFill>
+                    <a:blip r:embed="rId22" cstate="none"/>
+                    <a:srcRect/>
+                    <a:stretch>
+                      <a:fillRect/>
+                    </a:stretch>
+                  </pic:blipFill>
+                  <pic:spPr bwMode="auto">
+                    <a:xfrm>
+                      <a:off x="0" y="0"/>
+                      <a:ext cx="4667250" cy="4000500"/>
+                    </a:xfrm>
+                    <a:prstGeom prst="rect">
+                      <a:avLst/>
+                    </a:prstGeom>
+                  </pic:spPr>
+                </pic:pic>
+              </a:graphicData>
+            </a:graphic>
+          </wp:inline>
+        </w:drawing>
+      </w:r>
+    </w:p>
+    <w:p>
+      <w:pPr>
+        <w:spacing w:after="200"/>
+        <w:jc w:val="center"/>
+      </w:pPr>
+      <w:r>
+        <w:rPr>
+          <w:b/>
+          <w:bCs/>
+          <w:color w:val="000000"/>
+          <w:sz w:val="19"/>
+          <w:szCs w:val="19"/>
+        </w:rPr>
+        <w:t xml:space="preserve">Figura: Filtro Maquinaria: Flota Pesada CAT, Rodillo Compactador Bomag y Motoniveladora al Atardecer</w:t>
+      </w:r>
+    </w:p>
+    <w:p>
+      <w:pPr>
+        <w:spacing w:after="60" w:before="140"/>
+        <w:jc w:val="center"/>
+      </w:pPr>
+      <w:r>
+        <w:drawing>
+          <wp:inline distT="0" distB="0" distL="0" distR="0">
+            <wp:extent cx="4667250" cy="4000500"/>
+            <wp:effectExtent t="0" r="0" b="0" l="0"/>
+            <wp:docPr id="1" name="" descr="" title=""/>
+            <wp:cNvGraphicFramePr>
+              <a:graphicFrameLocks xmlns:a="http://schemas.openxmlformats.org/drawingml/2006/main" noChangeAspect="1"/>
+            </wp:cNvGraphicFramePr>
+            <a:graphic xmlns:a="http://schemas.openxmlformats.org/drawingml/2006/main">
+              <a:graphicData uri="http://schemas.openxmlformats.org/drawingml/2006/picture">
+                <pic:pic xmlns:pic="http://schemas.openxmlformats.org/drawingml/2006/picture">
+                  <pic:nvPicPr>
+                    <pic:cNvPr id="0" name="" descr=""/>
+                    <pic:cNvPicPr>
+                      <a:picLocks noChangeAspect="1" noChangeArrowheads="1"/>
+                    </pic:cNvPicPr>
+                  </pic:nvPicPr>
+                  <pic:blipFill>
+                    <a:blip r:embed="rId23" cstate="none"/>
+                    <a:srcRect/>
+                    <a:stretch>
+                      <a:fillRect/>
+                    </a:stretch>
+                  </pic:blipFill>
+                  <pic:spPr bwMode="auto">
+                    <a:xfrm>
+                      <a:off x="0" y="0"/>
+                      <a:ext cx="4667250" cy="4000500"/>
+                    </a:xfrm>
+                    <a:prstGeom prst="rect">
+                      <a:avLst/>
+                    </a:prstGeom>
+                  </pic:spPr>
+                </pic:pic>
+              </a:graphicData>
+            </a:graphic>
+          </wp:inline>
+        </w:drawing>
+      </w:r>
+    </w:p>
+    <w:p>
+      <w:pPr>
+        <w:spacing w:after="200"/>
+        <w:jc w:val="center"/>
+      </w:pPr>
+      <w:r>
+        <w:rPr>
+          <w:b/>
+          <w:bCs/>
+          <w:color w:val="000000"/>
+          <w:sz w:val="19"/>
+          <w:szCs w:val="19"/>
+        </w:rPr>
+        <w:t xml:space="preserve">Figura: Filtro Topografía: Estación Total Leica PinPoint R500 y Georreferenciación GNSS sobre Hito IGN</w:t>
+      </w:r>
+    </w:p>
+    <w:p>
+      <w:pPr>
+        <w:spacing w:after="60" w:before="140"/>
+        <w:jc w:val="center"/>
+      </w:pPr>
+      <w:r>
+        <w:drawing>
+          <wp:inline distT="0" distB="0" distL="0" distR="0">
+            <wp:extent cx="4667250" cy="3009900"/>
+            <wp:effectExtent t="0" r="0" b="0" l="0"/>
+            <wp:docPr id="1" name="" descr="" title=""/>
+            <wp:cNvGraphicFramePr>
+              <a:graphicFrameLocks xmlns:a="http://schemas.openxmlformats.org/drawingml/2006/main" noChangeAspect="1"/>
+            </wp:cNvGraphicFramePr>
+            <a:graphic xmlns:a="http://schemas.openxmlformats.org/drawingml/2006/main">
+              <a:graphicData uri="http://schemas.openxmlformats.org/drawingml/2006/picture">
+                <pic:pic xmlns:pic="http://schemas.openxmlformats.org/drawingml/2006/picture">
+                  <pic:nvPicPr>
+                    <pic:cNvPr id="0" name="" descr=""/>
+                    <pic:cNvPicPr>
+                      <a:picLocks noChangeAspect="1" noChangeArrowheads="1"/>
+                    </pic:cNvPicPr>
+                  </pic:nvPicPr>
+                  <pic:blipFill>
+                    <a:blip r:embed="rId24" cstate="none"/>
+                    <a:srcRect/>
+                    <a:stretch>
+                      <a:fillRect/>
+                    </a:stretch>
+                  </pic:blipFill>
+                  <pic:spPr bwMode="auto">
+                    <a:xfrm>
+                      <a:off x="0" y="0"/>
+                      <a:ext cx="4667250" cy="3009900"/>
+                    </a:xfrm>
+                    <a:prstGeom prst="rect">
+                      <a:avLst/>
+                    </a:prstGeom>
+                  </pic:spPr>
+                </pic:pic>
+              </a:graphicData>
+            </a:graphic>
+          </wp:inline>
+        </w:drawing>
+      </w:r>
+    </w:p>
+    <w:p>
+      <w:pPr>
+        <w:spacing w:after="200"/>
+        <w:jc w:val="center"/>
+      </w:pPr>
+      <w:r>
+        <w:rPr>
+          <w:b/>
+          <w:bCs/>
+          <w:color w:val="000000"/>
+          <w:sz w:val="19"/>
+          <w:szCs w:val="19"/>
+        </w:rPr>
+        <w:t xml:space="preserve">Figura: Filtro SSOMA: Formación y Charla Técnica de Seguridad de 5 Minutos con Cuadrilla Completa en EPP</w:t>
+      </w:r>
+    </w:p>
+    <w:p>
+      <w:pPr>
+        <w:pStyle w:val="Heading2"/>
+        <w:spacing w:after="100" w:before="200"/>
+      </w:pPr>
+      <w:r>
+        <w:rPr>
+          <w:rFonts w:ascii="Arial" w:cs="Arial" w:eastAsia="Arial" w:hAnsi="Arial"/>
+          <w:b/>
+          <w:bCs/>
+          <w:color w:val="000000"/>
+          <w:sz w:val="24"/>
+          <w:szCs w:val="24"/>
+        </w:rPr>
+        <w:t xml:space="preserve">5.4 Protección de Propiedad Intelectual y Ofuscación de Código</w:t>
+      </w:r>
+    </w:p>
+    <w:p>
+      <w:pPr>
+        <w:spacing w:after="120"/>
+      </w:pPr>
+      <w:r>
+        <w:rPr>
+          <w:rFonts w:ascii="Arial" w:cs="Arial" w:eastAsia="Arial" w:hAnsi="Arial"/>
+          <w:color w:val="000000"/>
+          <w:sz w:val="22"/>
+          <w:szCs w:val="22"/>
+        </w:rPr>
+        <w:t xml:space="preserve">Para salvaguardar el valor comercial y tecnológico del desarrollo ante la entrega del producto final al cliente, se incorporó un pipeline de ofuscación de código avanzado en el proceso de compilación (npm run build).</w:t>
+      </w:r>
+    </w:p>
+    <w:p>
+      <w:pPr>
+        <w:spacing w:after="120"/>
+      </w:pPr>
+      <w:r>
+        <w:rPr>
+          <w:rFonts w:ascii="Arial" w:cs="Arial" w:eastAsia="Arial" w:hAnsi="Arial"/>
+          <w:color w:val="000000"/>
+          <w:sz w:val="22"/>
+          <w:szCs w:val="22"/>
+        </w:rPr>
+        <w:t xml:space="preserve">El motor de ofuscación transforma el JavaScript de producción mediante renombramiento hexadecimal de variables y funciones, cifrado en Base64 de cadenas de texto y aplanamiento de flujo de control (Control Flow Flattening), desactivando los source maps para imposibilitar la ingeniería inversa o extracción del código fuente original desde las herramientas de inspección del navegador.</w:t>
+      </w:r>
+    </w:p>
+    <w:p>
+      <w:pPr>
+        <w:pStyle w:val="Heading1"/>
+        <w:spacing w:after="140" w:before="240"/>
+      </w:pPr>
+      <w:r>
+        <w:rPr>
+          <w:rFonts w:ascii="Arial" w:cs="Arial" w:eastAsia="Arial" w:hAnsi="Arial"/>
+          <w:b/>
+          <w:bCs/>
+          <w:color w:val="000000"/>
+          <w:sz w:val="28"/>
+          <w:szCs w:val="28"/>
+        </w:rPr>
+        <w:t xml:space="preserve">6. TABLA RESUMEN DE RECURSOS Y CAPTURAS DEL INFORME</w:t>
+      </w:r>
+    </w:p>
+    <w:p>
+      <w:pPr>
+        <w:spacing w:after="120"/>
+      </w:pPr>
+      <w:r>
+        <w:rPr>
+          <w:rFonts w:ascii="Arial" w:cs="Arial" w:eastAsia="Arial" w:hAnsi="Arial"/>
+          <w:color w:val="000000"/>
+          <w:sz w:val="22"/>
+          <w:szCs w:val="22"/>
+        </w:rPr>
+        <w:t xml:space="preserve">Inventario técnico de los componentes y evidencias visuales incorporadas en el informe:</w:t>
       </w:r>
     </w:p>
     <w:tbl>
@@ -2466,39 +3183,39 @@
                 <w:sz w:val="22"/>
                 <w:szCs w:val="22"/>
               </w:rPr>
-              <w:t xml:space="preserve">05-tracking-portal.png</w:t>
-            </w:r>
-          </w:p>
-        </w:tc>
-        <w:tc>
-          <w:p>
-            <w:pPr>
-              <w:spacing w:after="120"/>
-            </w:pPr>
-            <w:r>
-              <w:rPr>
-                <w:rFonts w:ascii="Arial" w:cs="Arial" w:eastAsia="Arial" w:hAnsi="Arial"/>
-                <w:color w:val="000000"/>
-                <w:sz w:val="22"/>
-                <w:szCs w:val="22"/>
-              </w:rPr>
-              <w:t xml:space="preserve">GRENCO Tracking</w:t>
-            </w:r>
-          </w:p>
-        </w:tc>
-        <w:tc>
-          <w:p>
-            <w:pPr>
-              <w:spacing w:after="120"/>
-            </w:pPr>
-            <w:r>
-              <w:rPr>
-                <w:rFonts w:ascii="Arial" w:cs="Arial" w:eastAsia="Arial" w:hAnsi="Arial"/>
-                <w:color w:val="000000"/>
-                <w:sz w:val="22"/>
-                <w:szCs w:val="22"/>
-              </w:rPr>
-              <w:t xml:space="preserve">Insignia grabada "Próximamente", ficha técnica y mockups de app</w:t>
+              <w:t xml:space="preserve">06-servicios.png</w:t>
+            </w:r>
+          </w:p>
+        </w:tc>
+        <w:tc>
+          <w:p>
+            <w:pPr>
+              <w:spacing w:after="120"/>
+            </w:pPr>
+            <w:r>
+              <w:rPr>
+                <w:rFonts w:ascii="Arial" w:cs="Arial" w:eastAsia="Arial" w:hAnsi="Arial"/>
+                <w:color w:val="000000"/>
+                <w:sz w:val="22"/>
+                <w:szCs w:val="22"/>
+              </w:rPr>
+              <w:t xml:space="preserve">Servicios Responsive</w:t>
+            </w:r>
+          </w:p>
+        </w:tc>
+        <w:tc>
+          <w:p>
+            <w:pPr>
+              <w:spacing w:after="120"/>
+            </w:pPr>
+            <w:r>
+              <w:rPr>
+                <w:rFonts w:ascii="Arial" w:cs="Arial" w:eastAsia="Arial" w:hAnsi="Arial"/>
+                <w:color w:val="000000"/>
+                <w:sz w:val="22"/>
+                <w:szCs w:val="22"/>
+              </w:rPr>
+              <w:t xml:space="preserve">Rejilla simétrica de 3 columnas sin soldadura, adaptable a todo dispositivo</w:t>
             </w:r>
           </w:p>
         </w:tc>
@@ -2534,39 +3251,39 @@
                 <w:sz w:val="22"/>
                 <w:szCs w:val="22"/>
               </w:rPr>
-              <w:t xml:space="preserve">06-servicios.png</w:t>
-            </w:r>
-          </w:p>
-        </w:tc>
-        <w:tc>
-          <w:p>
-            <w:pPr>
-              <w:spacing w:after="120"/>
-            </w:pPr>
-            <w:r>
-              <w:rPr>
-                <w:rFonts w:ascii="Arial" w:cs="Arial" w:eastAsia="Arial" w:hAnsi="Arial"/>
-                <w:color w:val="000000"/>
-                <w:sz w:val="22"/>
-                <w:szCs w:val="22"/>
-              </w:rPr>
-              <w:t xml:space="preserve">Servicios</w:t>
-            </w:r>
-          </w:p>
-        </w:tc>
-        <w:tc>
-          <w:p>
-            <w:pPr>
-              <w:spacing w:after="120"/>
-            </w:pPr>
-            <w:r>
-              <w:rPr>
-                <w:rFonts w:ascii="Arial" w:cs="Arial" w:eastAsia="Arial" w:hAnsi="Arial"/>
-                <w:color w:val="000000"/>
-                <w:sz w:val="22"/>
-                <w:szCs w:val="22"/>
-              </w:rPr>
-              <w:t xml:space="preserve">Seis tarjetas de servicio con video continuo y topografía de dron</w:t>
+              <w:t xml:space="preserve">07-mision-vision.png</w:t>
+            </w:r>
+          </w:p>
+        </w:tc>
+        <w:tc>
+          <w:p>
+            <w:pPr>
+              <w:spacing w:after="120"/>
+            </w:pPr>
+            <w:r>
+              <w:rPr>
+                <w:rFonts w:ascii="Arial" w:cs="Arial" w:eastAsia="Arial" w:hAnsi="Arial"/>
+                <w:color w:val="000000"/>
+                <w:sz w:val="22"/>
+                <w:szCs w:val="22"/>
+              </w:rPr>
+              <w:t xml:space="preserve">Misión y Visión</w:t>
+            </w:r>
+          </w:p>
+        </w:tc>
+        <w:tc>
+          <w:p>
+            <w:pPr>
+              <w:spacing w:after="120"/>
+            </w:pPr>
+            <w:r>
+              <w:rPr>
+                <w:rFonts w:ascii="Arial" w:cs="Arial" w:eastAsia="Arial" w:hAnsi="Arial"/>
+                <w:color w:val="000000"/>
+                <w:sz w:val="22"/>
+                <w:szCs w:val="22"/>
+              </w:rPr>
+              <w:t xml:space="preserve">Control segmentado interactivo y pilares estratégicos de calidad</w:t>
             </w:r>
           </w:p>
         </w:tc>
@@ -2602,39 +3319,39 @@
                 <w:sz w:val="22"/>
                 <w:szCs w:val="22"/>
               </w:rPr>
-              <w:t xml:space="preserve">07-mision-vision.png</w:t>
-            </w:r>
-          </w:p>
-        </w:tc>
-        <w:tc>
-          <w:p>
-            <w:pPr>
-              <w:spacing w:after="120"/>
-            </w:pPr>
-            <w:r>
-              <w:rPr>
-                <w:rFonts w:ascii="Arial" w:cs="Arial" w:eastAsia="Arial" w:hAnsi="Arial"/>
-                <w:color w:val="000000"/>
-                <w:sz w:val="22"/>
-                <w:szCs w:val="22"/>
-              </w:rPr>
-              <w:t xml:space="preserve">Misión y Visión</w:t>
-            </w:r>
-          </w:p>
-        </w:tc>
-        <w:tc>
-          <w:p>
-            <w:pPr>
-              <w:spacing w:after="120"/>
-            </w:pPr>
-            <w:r>
-              <w:rPr>
-                <w:rFonts w:ascii="Arial" w:cs="Arial" w:eastAsia="Arial" w:hAnsi="Arial"/>
-                <w:color w:val="000000"/>
-                <w:sz w:val="22"/>
-                <w:szCs w:val="22"/>
-              </w:rPr>
-              <w:t xml:space="preserve">Control segmentado interactivo y pilares estratégicos de calidad</w:t>
+              <w:t xml:space="preserve">08-proyectos-lomas.png</w:t>
+            </w:r>
+          </w:p>
+        </w:tc>
+        <w:tc>
+          <w:p>
+            <w:pPr>
+              <w:spacing w:after="120"/>
+            </w:pPr>
+            <w:r>
+              <w:rPr>
+                <w:rFonts w:ascii="Arial" w:cs="Arial" w:eastAsia="Arial" w:hAnsi="Arial"/>
+                <w:color w:val="000000"/>
+                <w:sz w:val="22"/>
+                <w:szCs w:val="22"/>
+              </w:rPr>
+              <w:t xml:space="preserve">Proyectos</w:t>
+            </w:r>
+          </w:p>
+        </w:tc>
+        <w:tc>
+          <w:p>
+            <w:pPr>
+              <w:spacing w:after="120"/>
+            </w:pPr>
+            <w:r>
+              <w:rPr>
+                <w:rFonts w:ascii="Arial" w:cs="Arial" w:eastAsia="Arial" w:hAnsi="Arial"/>
+                <w:color w:val="000000"/>
+                <w:sz w:val="22"/>
+                <w:szCs w:val="22"/>
+              </w:rPr>
+              <w:t xml:space="preserve">Caso insignia "Vuelo de Las Lomas" con video aéreo interactivo</w:t>
             </w:r>
           </w:p>
         </w:tc>
@@ -2670,39 +3387,39 @@
                 <w:sz w:val="22"/>
                 <w:szCs w:val="22"/>
               </w:rPr>
-              <w:t xml:space="preserve">08-proyectos-lomas.png</w:t>
-            </w:r>
-          </w:p>
-        </w:tc>
-        <w:tc>
-          <w:p>
-            <w:pPr>
-              <w:spacing w:after="120"/>
-            </w:pPr>
-            <w:r>
-              <w:rPr>
-                <w:rFonts w:ascii="Arial" w:cs="Arial" w:eastAsia="Arial" w:hAnsi="Arial"/>
-                <w:color w:val="000000"/>
-                <w:sz w:val="22"/>
-                <w:szCs w:val="22"/>
-              </w:rPr>
-              <w:t xml:space="preserve">Proyectos</w:t>
-            </w:r>
-          </w:p>
-        </w:tc>
-        <w:tc>
-          <w:p>
-            <w:pPr>
-              <w:spacing w:after="120"/>
-            </w:pPr>
-            <w:r>
-              <w:rPr>
-                <w:rFonts w:ascii="Arial" w:cs="Arial" w:eastAsia="Arial" w:hAnsi="Arial"/>
-                <w:color w:val="000000"/>
-                <w:sz w:val="22"/>
-                <w:szCs w:val="22"/>
-              </w:rPr>
-              <w:t xml:space="preserve">Caso insignia "Vuelo de Las Lomas" con video aéreo interactivo</w:t>
+              <w:t xml:space="preserve">10-galeria.png</w:t>
+            </w:r>
+          </w:p>
+        </w:tc>
+        <w:tc>
+          <w:p>
+            <w:pPr>
+              <w:spacing w:after="120"/>
+            </w:pPr>
+            <w:r>
+              <w:rPr>
+                <w:rFonts w:ascii="Arial" w:cs="Arial" w:eastAsia="Arial" w:hAnsi="Arial"/>
+                <w:color w:val="000000"/>
+                <w:sz w:val="22"/>
+                <w:szCs w:val="22"/>
+              </w:rPr>
+              <w:t xml:space="preserve">Galería General</w:t>
+            </w:r>
+          </w:p>
+        </w:tc>
+        <w:tc>
+          <w:p>
+            <w:pPr>
+              <w:spacing w:after="120"/>
+            </w:pPr>
+            <w:r>
+              <w:rPr>
+                <w:rFonts w:ascii="Arial" w:cs="Arial" w:eastAsia="Arial" w:hAnsi="Arial"/>
+                <w:color w:val="000000"/>
+                <w:sz w:val="22"/>
+                <w:szCs w:val="22"/>
+              </w:rPr>
+              <w:t xml:space="preserve">17 fotos reales de alta resolución y visor con zoom 2D hasta 400%</w:t>
             </w:r>
           </w:p>
         </w:tc>
@@ -2738,39 +3455,39 @@
                 <w:sz w:val="22"/>
                 <w:szCs w:val="22"/>
               </w:rPr>
-              <w:t xml:space="preserve">09-bitacora.png</w:t>
-            </w:r>
-          </w:p>
-        </w:tc>
-        <w:tc>
-          <w:p>
-            <w:pPr>
-              <w:spacing w:after="120"/>
-            </w:pPr>
-            <w:r>
-              <w:rPr>
-                <w:rFonts w:ascii="Arial" w:cs="Arial" w:eastAsia="Arial" w:hAnsi="Arial"/>
-                <w:color w:val="000000"/>
-                <w:sz w:val="22"/>
-                <w:szCs w:val="22"/>
-              </w:rPr>
-              <w:t xml:space="preserve">Bitácora de Obra</w:t>
-            </w:r>
-          </w:p>
-        </w:tc>
-        <w:tc>
-          <w:p>
-            <w:pPr>
-              <w:spacing w:after="120"/>
-            </w:pPr>
-            <w:r>
-              <w:rPr>
-                <w:rFonts w:ascii="Arial" w:cs="Arial" w:eastAsia="Arial" w:hAnsi="Arial"/>
-                <w:color w:val="000000"/>
-                <w:sz w:val="22"/>
-                <w:szCs w:val="22"/>
-              </w:rPr>
-              <w:t xml:space="preserve">Tarjetas cronológicas georreferenciadas con avances de obra</w:t>
+              <w:t xml:space="preserve">10b-galeria-maquinaria.png</w:t>
+            </w:r>
+          </w:p>
+        </w:tc>
+        <w:tc>
+          <w:p>
+            <w:pPr>
+              <w:spacing w:after="120"/>
+            </w:pPr>
+            <w:r>
+              <w:rPr>
+                <w:rFonts w:ascii="Arial" w:cs="Arial" w:eastAsia="Arial" w:hAnsi="Arial"/>
+                <w:color w:val="000000"/>
+                <w:sz w:val="22"/>
+                <w:szCs w:val="22"/>
+              </w:rPr>
+              <w:t xml:space="preserve">Galería Maquinaria</w:t>
+            </w:r>
+          </w:p>
+        </w:tc>
+        <w:tc>
+          <w:p>
+            <w:pPr>
+              <w:spacing w:after="120"/>
+            </w:pPr>
+            <w:r>
+              <w:rPr>
+                <w:rFonts w:ascii="Arial" w:cs="Arial" w:eastAsia="Arial" w:hAnsi="Arial"/>
+                <w:color w:val="000000"/>
+                <w:sz w:val="22"/>
+                <w:szCs w:val="22"/>
+              </w:rPr>
+              <w:t xml:space="preserve">Motoniveladora al atardecer, rodillo Bomag y excavadoras CAT</w:t>
             </w:r>
           </w:p>
         </w:tc>
@@ -2806,39 +3523,39 @@
                 <w:sz w:val="22"/>
                 <w:szCs w:val="22"/>
               </w:rPr>
-              <w:t xml:space="preserve">10-galeria.png</w:t>
-            </w:r>
-          </w:p>
-        </w:tc>
-        <w:tc>
-          <w:p>
-            <w:pPr>
-              <w:spacing w:after="120"/>
-            </w:pPr>
-            <w:r>
-              <w:rPr>
-                <w:rFonts w:ascii="Arial" w:cs="Arial" w:eastAsia="Arial" w:hAnsi="Arial"/>
-                <w:color w:val="000000"/>
-                <w:sz w:val="22"/>
-                <w:szCs w:val="22"/>
-              </w:rPr>
-              <w:t xml:space="preserve">Galería Multimedia</w:t>
-            </w:r>
-          </w:p>
-        </w:tc>
-        <w:tc>
-          <w:p>
-            <w:pPr>
-              <w:spacing w:after="120"/>
-            </w:pPr>
-            <w:r>
-              <w:rPr>
-                <w:rFonts w:ascii="Arial" w:cs="Arial" w:eastAsia="Arial" w:hAnsi="Arial"/>
-                <w:color w:val="000000"/>
-                <w:sz w:val="22"/>
-                <w:szCs w:val="22"/>
-              </w:rPr>
-              <w:t xml:space="preserve">Filtros por categoría técnica y visor con zoom 2D hasta 400%</w:t>
+              <w:t xml:space="preserve">10c-galeria-topografia.png</w:t>
+            </w:r>
+          </w:p>
+        </w:tc>
+        <w:tc>
+          <w:p>
+            <w:pPr>
+              <w:spacing w:after="120"/>
+            </w:pPr>
+            <w:r>
+              <w:rPr>
+                <w:rFonts w:ascii="Arial" w:cs="Arial" w:eastAsia="Arial" w:hAnsi="Arial"/>
+                <w:color w:val="000000"/>
+                <w:sz w:val="22"/>
+                <w:szCs w:val="22"/>
+              </w:rPr>
+              <w:t xml:space="preserve">Galería Topografía</w:t>
+            </w:r>
+          </w:p>
+        </w:tc>
+        <w:tc>
+          <w:p>
+            <w:pPr>
+              <w:spacing w:after="120"/>
+            </w:pPr>
+            <w:r>
+              <w:rPr>
+                <w:rFonts w:ascii="Arial" w:cs="Arial" w:eastAsia="Arial" w:hAnsi="Arial"/>
+                <w:color w:val="000000"/>
+                <w:sz w:val="22"/>
+                <w:szCs w:val="22"/>
+              </w:rPr>
+              <w:t xml:space="preserve">Estación Leica PinPoint y georreferenciación GNSS sobre hito IGN</w:t>
             </w:r>
           </w:p>
         </w:tc>
@@ -2874,39 +3591,39 @@
                 <w:sz w:val="22"/>
                 <w:szCs w:val="22"/>
               </w:rPr>
-              <w:t xml:space="preserve">11-contacto.png</w:t>
-            </w:r>
-          </w:p>
-        </w:tc>
-        <w:tc>
-          <w:p>
-            <w:pPr>
-              <w:spacing w:after="120"/>
-            </w:pPr>
-            <w:r>
-              <w:rPr>
-                <w:rFonts w:ascii="Arial" w:cs="Arial" w:eastAsia="Arial" w:hAnsi="Arial"/>
-                <w:color w:val="000000"/>
-                <w:sz w:val="22"/>
-                <w:szCs w:val="22"/>
-              </w:rPr>
-              <w:t xml:space="preserve">Contacto</w:t>
-            </w:r>
-          </w:p>
-        </w:tc>
-        <w:tc>
-          <w:p>
-            <w:pPr>
-              <w:spacing w:after="120"/>
-            </w:pPr>
-            <w:r>
-              <w:rPr>
-                <w:rFonts w:ascii="Arial" w:cs="Arial" w:eastAsia="Arial" w:hAnsi="Arial"/>
-                <w:color w:val="000000"/>
-                <w:sz w:val="22"/>
-                <w:szCs w:val="22"/>
-              </w:rPr>
-              <w:t xml:space="preserve">Formulario neumórfico táctil de cotización y WhatsApp directo</w:t>
+              <w:t xml:space="preserve">10d-galeria-ssoma.png</w:t>
+            </w:r>
+          </w:p>
+        </w:tc>
+        <w:tc>
+          <w:p>
+            <w:pPr>
+              <w:spacing w:after="120"/>
+            </w:pPr>
+            <w:r>
+              <w:rPr>
+                <w:rFonts w:ascii="Arial" w:cs="Arial" w:eastAsia="Arial" w:hAnsi="Arial"/>
+                <w:color w:val="000000"/>
+                <w:sz w:val="22"/>
+                <w:szCs w:val="22"/>
+              </w:rPr>
+              <w:t xml:space="preserve">Galería SSOMA</w:t>
+            </w:r>
+          </w:p>
+        </w:tc>
+        <w:tc>
+          <w:p>
+            <w:pPr>
+              <w:spacing w:after="120"/>
+            </w:pPr>
+            <w:r>
+              <w:rPr>
+                <w:rFonts w:ascii="Arial" w:cs="Arial" w:eastAsia="Arial" w:hAnsi="Arial"/>
+                <w:color w:val="000000"/>
+                <w:sz w:val="22"/>
+                <w:szCs w:val="22"/>
+              </w:rPr>
+              <w:t xml:space="preserve">Charla de seguridad de 5 minutos con toda la cuadrilla en EPP completo</w:t>
             </w:r>
           </w:p>
         </w:tc>
@@ -2942,39 +3659,39 @@
                 <w:sz w:val="22"/>
                 <w:szCs w:val="22"/>
               </w:rPr>
-              <w:t xml:space="preserve">12-footer.png</w:t>
-            </w:r>
-          </w:p>
-        </w:tc>
-        <w:tc>
-          <w:p>
-            <w:pPr>
-              <w:spacing w:after="120"/>
-            </w:pPr>
-            <w:r>
-              <w:rPr>
-                <w:rFonts w:ascii="Arial" w:cs="Arial" w:eastAsia="Arial" w:hAnsi="Arial"/>
-                <w:color w:val="000000"/>
-                <w:sz w:val="22"/>
-                <w:szCs w:val="22"/>
-              </w:rPr>
-              <w:t xml:space="preserve">Pie de Página</w:t>
-            </w:r>
-          </w:p>
-        </w:tc>
-        <w:tc>
-          <w:p>
-            <w:pPr>
-              <w:spacing w:after="120"/>
-            </w:pPr>
-            <w:r>
-              <w:rPr>
-                <w:rFonts w:ascii="Arial" w:cs="Arial" w:eastAsia="Arial" w:hAnsi="Arial"/>
-                <w:color w:val="000000"/>
-                <w:sz w:val="22"/>
-                <w:szCs w:val="22"/>
-              </w:rPr>
-              <w:t xml:space="preserve">Cálculo dinámico de año fiscal con JavaScript y enlaces formales</w:t>
+              <w:t xml:space="preserve">11-contacto.png</w:t>
+            </w:r>
+          </w:p>
+        </w:tc>
+        <w:tc>
+          <w:p>
+            <w:pPr>
+              <w:spacing w:after="120"/>
+            </w:pPr>
+            <w:r>
+              <w:rPr>
+                <w:rFonts w:ascii="Arial" w:cs="Arial" w:eastAsia="Arial" w:hAnsi="Arial"/>
+                <w:color w:val="000000"/>
+                <w:sz w:val="22"/>
+                <w:szCs w:val="22"/>
+              </w:rPr>
+              <w:t xml:space="preserve">Contacto Google Sheets</w:t>
+            </w:r>
+          </w:p>
+        </w:tc>
+        <w:tc>
+          <w:p>
+            <w:pPr>
+              <w:spacing w:after="120"/>
+            </w:pPr>
+            <w:r>
+              <w:rPr>
+                <w:rFonts w:ascii="Arial" w:cs="Arial" w:eastAsia="Arial" w:hAnsi="Arial"/>
+                <w:color w:val="000000"/>
+                <w:sz w:val="22"/>
+                <w:szCs w:val="22"/>
+              </w:rPr>
+              <w:t xml:space="preserve">Formulario directo a Google Sheets en tiempo real y mensaje hoy mismo</w:t>
             </w:r>
           </w:p>
         </w:tc>
@@ -3010,39 +3727,39 @@
                 <w:sz w:val="22"/>
                 <w:szCs w:val="22"/>
               </w:rPr>
-              <w:t xml:space="preserve">13-modo-oscuro-hero.png</w:t>
-            </w:r>
-          </w:p>
-        </w:tc>
-        <w:tc>
-          <w:p>
-            <w:pPr>
-              <w:spacing w:after="120"/>
-            </w:pPr>
-            <w:r>
-              <w:rPr>
-                <w:rFonts w:ascii="Arial" w:cs="Arial" w:eastAsia="Arial" w:hAnsi="Arial"/>
-                <w:color w:val="000000"/>
-                <w:sz w:val="22"/>
-                <w:szCs w:val="22"/>
-              </w:rPr>
-              <w:t xml:space="preserve">Modo Oscuro Hero</w:t>
-            </w:r>
-          </w:p>
-        </w:tc>
-        <w:tc>
-          <w:p>
-            <w:pPr>
-              <w:spacing w:after="120"/>
-            </w:pPr>
-            <w:r>
-              <w:rPr>
-                <w:rFonts w:ascii="Arial" w:cs="Arial" w:eastAsia="Arial" w:hAnsi="Arial"/>
-                <w:color w:val="000000"/>
-                <w:sz w:val="22"/>
-                <w:szCs w:val="22"/>
-              </w:rPr>
-              <w:t xml:space="preserve">Paleta grafito mate con contraste dorado para navegación nocturna</w:t>
+              <w:t xml:space="preserve">12-footer.png</w:t>
+            </w:r>
+          </w:p>
+        </w:tc>
+        <w:tc>
+          <w:p>
+            <w:pPr>
+              <w:spacing w:after="120"/>
+            </w:pPr>
+            <w:r>
+              <w:rPr>
+                <w:rFonts w:ascii="Arial" w:cs="Arial" w:eastAsia="Arial" w:hAnsi="Arial"/>
+                <w:color w:val="000000"/>
+                <w:sz w:val="22"/>
+                <w:szCs w:val="22"/>
+              </w:rPr>
+              <w:t xml:space="preserve">Pie de Página</w:t>
+            </w:r>
+          </w:p>
+        </w:tc>
+        <w:tc>
+          <w:p>
+            <w:pPr>
+              <w:spacing w:after="120"/>
+            </w:pPr>
+            <w:r>
+              <w:rPr>
+                <w:rFonts w:ascii="Arial" w:cs="Arial" w:eastAsia="Arial" w:hAnsi="Arial"/>
+                <w:color w:val="000000"/>
+                <w:sz w:val="22"/>
+                <w:szCs w:val="22"/>
+              </w:rPr>
+              <w:t xml:space="preserve">Cálculo dinámico de año fiscal con JavaScript y enlaces formales</w:t>
             </w:r>
           </w:p>
         </w:tc>
@@ -3078,39 +3795,39 @@
                 <w:sz w:val="22"/>
                 <w:szCs w:val="22"/>
               </w:rPr>
-              <w:t xml:space="preserve">14-modo-oscuro-tracking.png</w:t>
-            </w:r>
-          </w:p>
-        </w:tc>
-        <w:tc>
-          <w:p>
-            <w:pPr>
-              <w:spacing w:after="120"/>
-            </w:pPr>
-            <w:r>
-              <w:rPr>
-                <w:rFonts w:ascii="Arial" w:cs="Arial" w:eastAsia="Arial" w:hAnsi="Arial"/>
-                <w:color w:val="000000"/>
-                <w:sz w:val="22"/>
-                <w:szCs w:val="22"/>
-              </w:rPr>
-              <w:t xml:space="preserve">Modo Oscuro Tracking</w:t>
-            </w:r>
-          </w:p>
-        </w:tc>
-        <w:tc>
-          <w:p>
-            <w:pPr>
-              <w:spacing w:after="120"/>
-            </w:pPr>
-            <w:r>
-              <w:rPr>
-                <w:rFonts w:ascii="Arial" w:cs="Arial" w:eastAsia="Arial" w:hAnsi="Arial"/>
-                <w:color w:val="000000"/>
-                <w:sz w:val="22"/>
-                <w:szCs w:val="22"/>
-              </w:rPr>
-              <w:t xml:space="preserve">Superficies y maquetas en relieve bajo entorno nocturno</w:t>
+              <w:t xml:space="preserve">13-modo-oscuro-hero.png</w:t>
+            </w:r>
+          </w:p>
+        </w:tc>
+        <w:tc>
+          <w:p>
+            <w:pPr>
+              <w:spacing w:after="120"/>
+            </w:pPr>
+            <w:r>
+              <w:rPr>
+                <w:rFonts w:ascii="Arial" w:cs="Arial" w:eastAsia="Arial" w:hAnsi="Arial"/>
+                <w:color w:val="000000"/>
+                <w:sz w:val="22"/>
+                <w:szCs w:val="22"/>
+              </w:rPr>
+              <w:t xml:space="preserve">Modo Oscuro Hero</w:t>
+            </w:r>
+          </w:p>
+        </w:tc>
+        <w:tc>
+          <w:p>
+            <w:pPr>
+              <w:spacing w:after="120"/>
+            </w:pPr>
+            <w:r>
+              <w:rPr>
+                <w:rFonts w:ascii="Arial" w:cs="Arial" w:eastAsia="Arial" w:hAnsi="Arial"/>
+                <w:color w:val="000000"/>
+                <w:sz w:val="22"/>
+                <w:szCs w:val="22"/>
+              </w:rPr>
+              <w:t xml:space="preserve">Paleta grafito mate con contraste dorado para navegación nocturna</w:t>
             </w:r>
           </w:p>
         </w:tc>
